--- a/ky/discovery-articles/2.3 Микроскоп.docx
+++ b/ky/discovery-articles/2.3 Микроскоп.docx
@@ -4,565 +4,375 @@
   <w:body>
     <w:p>
       <w:pPr>
-        <w:keepNext/>
-        <w:spacing w:before="280" w:after="120"/>
+        <w:pStyle w:val="Title"/>
+        <w:widowControl/>
       </w:pPr>
       <w:r>
-        <w:rPr>
-          <w:rFonts w:ascii="Calibri" w:hAnsi="Calibri" w:eastAsia="Calibri"/>
-          <w:b/>
-          <w:i w:val="0"/>
-          <w:color w:val="004E8C"/>
-          <w:sz w:val="44"/>
-        </w:rPr>
         <w:t>2.3 Микроскоп</w:t>
       </w:r>
     </w:p>
     <w:p>
       <w:pPr>
-        <w:spacing w:after="80"/>
+        <w:keepNext/>
+        <w:widowControl/>
       </w:pPr>
       <w:r>
         <w:rPr>
-          <w:rFonts w:ascii="Calibri" w:hAnsi="Calibri" w:eastAsia="Calibri"/>
-          <w:b w:val="0"/>
-          <w:i/>
-          <w:color w:val="505050"/>
-          <w:sz w:val="22"/>
+          <w:sz w:val="20"/>
         </w:rPr>
-        <w:t>2. Билим, илим жана өлчөө</w:t>
-      </w:r>
-    </w:p>
-    <w:p>
-      <w:pPr>
-        <w:spacing w:after="200"/>
-      </w:pPr>
-      <w:r>
-        <w:rPr>
-          <w:rFonts w:ascii="Calibri" w:hAnsi="Calibri" w:eastAsia="Calibri"/>
-          <w:b w:val="0"/>
-          <w:i/>
-          <w:sz w:val="22"/>
-        </w:rPr>
-        <w:t>Мезгил: болжол менен 1590-жыл (алгачкы татаал микроскоп); 1670-жылдар (Антони ван Левенгуктун жакшыртуулары) | Негизги өкүлдөр: Захариас Янссен (татаал микроскоп, болжол менен 1590-жыл); Антони ван Левенгук (чоңойтуусу жогору бир линзалуу аспап)</w:t>
-      </w:r>
-    </w:p>
-    <w:p>
-      <w:pPr>
-        <w:spacing w:after="160" w:line="276" w:lineRule="auto"/>
-      </w:pPr>
-      <w:r>
-        <w:rPr>
-          <w:rFonts w:ascii="Calibri" w:hAnsi="Calibri" w:eastAsia="Calibri"/>
-          <w:b w:val="0"/>
-          <w:i w:val="0"/>
-          <w:sz w:val="22"/>
-        </w:rPr>
-        <w:t>Микроскоп куралсыз көз көрө албаган өтө майда нерселерди линза аркылуу чоңойтот. Ал клетканы, микробду жана адамдардын айланасында дайыма жашап келген көзгө көрүнбөс дүйнөнү ачкан.</w:t>
+        <w:t>2. Таанып-билүү, илим жана өлчөө</w:t>
       </w:r>
     </w:p>
     <w:p>
       <w:pPr>
         <w:keepNext/>
-        <w:spacing w:before="240" w:after="120"/>
+        <w:widowControl/>
       </w:pPr>
       <w:r>
         <w:rPr>
-          <w:rFonts w:ascii="Calibri" w:hAnsi="Calibri" w:eastAsia="Calibri"/>
-          <w:b/>
-          <w:i w:val="0"/>
-          <w:color w:val="004E8C"/>
-          <w:sz w:val="28"/>
+          <w:sz w:val="20"/>
         </w:rPr>
-        <w:t>Негизги фактылар</w:t>
+        <w:t>Мезгил: болжол менен 1590-жыл (алгачкы көп линзалуу микроскоп); 1670-жылдар (Антони ван Левенгуктун жакшыртуулары) | Негизги салым кошкондор: нидерланддык көз айнек усталары (болжол менен 1600-жылдагы көп линзалуу микроскоптор); Антони ван Левенгук (күчтүү бир линзалуу микроскоп)</w:t>
+      </w:r>
+    </w:p>
+    <w:p>
+      <w:pPr>
+        <w:widowControl/>
+      </w:pPr>
+      <w:r>
+        <w:t>Микроскоп куралсыз көзгө өтө майда көрүнгөн нерселерди линза аркылуу чоңойтот. Ал клеткаларды, микробдорду жана дайыма эле жаныбызда болгон, бирок көзгө көрүнбөгөн тирүү дүйнөнү ачкан.</w:t>
+      </w:r>
+    </w:p>
+    <w:p>
+      <w:pPr>
+        <w:pStyle w:val="Heading1"/>
+        <w:widowControl/>
+      </w:pPr>
+      <w:r>
+        <w:t>Негизги маалыматтар</w:t>
       </w:r>
     </w:p>
     <w:p>
       <w:pPr>
         <w:pStyle w:val="ListBullet"/>
+        <w:widowControl/>
       </w:pPr>
       <w:r>
-        <w:rPr>
-          <w:rFonts w:ascii="Calibri" w:hAnsi="Calibri" w:eastAsia="Calibri"/>
-          <w:b w:val="0"/>
-          <w:i w:val="0"/>
-          <w:sz w:val="22"/>
-        </w:rPr>
-        <w:t>Алгачкы татаал микроскоптор XVII кылымдын башындагы нидерланддык көз айнек усталарына байланыштуу</w:t>
+        <w:t>Алгачкы көп линзалуу микроскоптор болжол менен 1600-жылдагы нидерланддык көз айнек усталары менен байланыштырылат.</w:t>
       </w:r>
     </w:p>
     <w:p>
       <w:pPr>
         <w:pStyle w:val="ListBullet"/>
+        <w:widowControl/>
       </w:pPr>
       <w:r>
-        <w:rPr>
-          <w:rFonts w:ascii="Calibri" w:hAnsi="Calibri" w:eastAsia="Calibri"/>
-          <w:b w:val="0"/>
-          <w:i w:val="0"/>
-          <w:sz w:val="22"/>
-        </w:rPr>
-        <w:t>Роберт Гук 1665-жылы Micrographia эмгегин жарыялап, «клетка» деген аталышты киргизген</w:t>
+        <w:t>Роберт Гук 1665-жылы Micrographia эмгегин жарыялап, «клетка» аталышын колдонгон.</w:t>
       </w:r>
     </w:p>
     <w:p>
       <w:pPr>
         <w:pStyle w:val="ListBullet"/>
+        <w:widowControl/>
       </w:pPr>
       <w:r>
-        <w:rPr>
-          <w:rFonts w:ascii="Calibri" w:hAnsi="Calibri" w:eastAsia="Calibri"/>
-          <w:b w:val="0"/>
-          <w:i w:val="0"/>
-          <w:sz w:val="22"/>
-        </w:rPr>
-        <w:t>Антони ван Левенгук кубаттуу бир линзалуу микроскопторду жасаган</w:t>
+        <w:t>Антони ван Левенгук күчтүү бир линзалуу микроскопторду жасаган.</w:t>
       </w:r>
     </w:p>
     <w:p>
       <w:pPr>
         <w:pStyle w:val="ListBullet"/>
+        <w:widowControl/>
       </w:pPr>
       <w:r>
-        <w:rPr>
-          <w:rFonts w:ascii="Calibri" w:hAnsi="Calibri" w:eastAsia="Calibri"/>
-          <w:b w:val="0"/>
-          <w:i w:val="0"/>
-          <w:sz w:val="22"/>
-        </w:rPr>
-        <w:t>Ал бактерияларды, сперматозоиддерди жана көлмөдөгү майда организмдерди баяндаган</w:t>
+        <w:t>Ал бактерияларды, сперматозоиддерди жана көлмөдөгү майда жандыктарды сүрөттөгөн.</w:t>
       </w:r>
     </w:p>
     <w:p>
       <w:pPr>
         <w:pStyle w:val="ListBullet"/>
+        <w:widowControl/>
       </w:pPr>
       <w:r>
-        <w:rPr>
-          <w:rFonts w:ascii="Calibri" w:hAnsi="Calibri" w:eastAsia="Calibri"/>
-          <w:b w:val="0"/>
-          <w:i w:val="0"/>
-          <w:sz w:val="22"/>
-        </w:rPr>
-        <w:t>Кийин микроскопия медицина менен биологиянын ажырагыс куралына айланган</w:t>
+        <w:t>Кийин микроскоп менен изилдөө медицина менен биологиянын зарыл бөлүгүнө айланган.</w:t>
       </w:r>
     </w:p>
     <w:p>
       <w:pPr>
-        <w:keepNext/>
-        <w:spacing w:before="240" w:after="120"/>
+        <w:pStyle w:val="Heading1"/>
+        <w:widowControl/>
       </w:pPr>
       <w:r>
-        <w:rPr>
-          <w:rFonts w:ascii="Calibri" w:hAnsi="Calibri" w:eastAsia="Calibri"/>
-          <w:b/>
-          <w:i w:val="0"/>
-          <w:color w:val="004E8C"/>
-          <w:sz w:val="28"/>
-        </w:rPr>
-        <w:t>Бул эмне</w:t>
+        <w:t>Бул эмне?</w:t>
       </w:r>
     </w:p>
     <w:p>
       <w:pPr>
-        <w:spacing w:after="160" w:line="276" w:lineRule="auto"/>
+        <w:widowControl/>
       </w:pPr>
       <w:r>
-        <w:rPr>
-          <w:rFonts w:ascii="Calibri" w:hAnsi="Calibri" w:eastAsia="Calibri"/>
-          <w:b w:val="0"/>
-          <w:i w:val="0"/>
-          <w:sz w:val="22"/>
-        </w:rPr>
-        <w:t>Микроскоп — линза аркылуу жарыкты сындырып, ал эми кийинки түрлөрүндө электрон же башка зондду колдонуп, майда нерсени чоңойтуп көрсөткөн аспап. Жөнөкөй микроскопто бир күчтүү линза, татаал микроскопто эки же андан көп линза бар. Анын максаты нерсени сыйкырдуу түрдө чоңойтуу эмес, өтө жакын жайгашкан эки чекитти өз-өзүнчө ажыратып көрсөтүү. Ошондо көзгө көрүнбөгөн дүйнө сүрөткө түшкөн дүйнөгө айланат.</w:t>
+        <w:t>Микроскоп линзаларда жарыкты сындырып, майда нерсенин чоң сүрөтүн көрсөтөт. Кийинки түрлөрү электрондорду же башка изилдөө каражаттарын колдонот. Жөнөкөй микроскоп бир күчтүү линзадан, ал эми татаал микроскоп эки же андан көп линзадан турат. Негизги максат жөн гана чоңойтуу эмес. Бири-бирине жакын эки чекитти өз-өзүнчө айырмалоо, башкача айтканда майда түзүлүштү ажыратуу маанилүү. Ошентип, көзгө көрүнбөгөн дүйнөнүн сүрөтү алынат.</w:t>
       </w:r>
     </w:p>
     <w:p>
       <w:pPr>
-        <w:keepNext/>
-        <w:spacing w:before="240" w:after="120"/>
+        <w:pStyle w:val="Heading1"/>
+        <w:widowControl/>
       </w:pPr>
       <w:r>
-        <w:rPr>
-          <w:rFonts w:ascii="Calibri" w:hAnsi="Calibri" w:eastAsia="Calibri"/>
-          <w:b/>
-          <w:i w:val="0"/>
-          <w:color w:val="004E8C"/>
-          <w:sz w:val="28"/>
-        </w:rPr>
-        <w:t>Аны ким ачкан же ойлоп тапкан</w:t>
+        <w:t xml:space="preserve">Ким ойлоп тапкан</w:t>
       </w:r>
     </w:p>
     <w:p>
       <w:pPr>
-        <w:spacing w:after="160" w:line="276" w:lineRule="auto"/>
+        <w:widowControl/>
       </w:pPr>
       <w:r>
-        <w:rPr>
-          <w:rFonts w:ascii="Calibri" w:hAnsi="Calibri" w:eastAsia="Calibri"/>
-          <w:b w:val="0"/>
-          <w:i w:val="0"/>
-          <w:sz w:val="22"/>
-        </w:rPr>
-        <w:t>Бул ойлоп табуунун даңкы бир нече адамга таандык. Кийинки салтта Ханс жана Захариас Янссен аталган нидерланддык көз айнек усталары болжол менен 1600-жылы алгачкы татаал микроскопторду жасашкан. Лондондо Роберт Гук аспаптарды жакшыртып, 1665-жылы Micrographia китебин чыгарган; анда тыгындын ичинде көргөн майда бөлмөлөрдү «клетка» деп атаган. Делфттик Антони ван Левенгук укмуш так бир линзаларды жонуп, суудагы жана өз оозундагы «майда жаныбарлар» тууралуу Королдук коомго кат жазган.</w:t>
+        <w:t>Бул жетишкендик бир нече адамга таандык. Нидерланддык көз айнек усталары болжол менен 1600-жылы алгачкы көп линзалуу микроскопторду жасаган. Кийинки салтта алардын катарына кээде Ханс жана Захария Янсендер кошулат. Лондондогу Роберт Гук аспаптарды жакшыртып, 1665-жылы Micrographia эмгегин чыгарган. Анда тыгында көргөн майда бөлмөчөлөрдү «клетка» деп атаган. Делфттик Антони ван Левенгук өзгөчө күчтүү жалгыз линзаларды жылмалап жасап, сууда жана өз оозундагы «майда жаныбарлар» тууралуу Лондон королдук коомуна кат жазган.</w:t>
       </w:r>
     </w:p>
     <w:p>
       <w:pPr>
-        <w:keepNext/>
-        <w:spacing w:before="240" w:after="120"/>
+        <w:pStyle w:val="Heading1"/>
+        <w:widowControl/>
       </w:pPr>
       <w:r>
-        <w:rPr>
-          <w:rFonts w:ascii="Calibri" w:hAnsi="Calibri" w:eastAsia="Calibri"/>
-          <w:b/>
-          <w:i w:val="0"/>
-          <w:color w:val="004E8C"/>
-          <w:sz w:val="28"/>
-        </w:rPr>
-        <w:t>Качан жана кантип пайда болгон</w:t>
+        <w:t>Качан жана кантип пайда болгон?</w:t>
       </w:r>
     </w:p>
     <w:p>
       <w:pPr>
-        <w:spacing w:after="160" w:line="276" w:lineRule="auto"/>
+        <w:widowControl/>
       </w:pPr>
       <w:r>
-        <w:rPr>
-          <w:rFonts w:ascii="Calibri" w:hAnsi="Calibri" w:eastAsia="Calibri"/>
-          <w:b w:val="0"/>
-          <w:i w:val="0"/>
-          <w:sz w:val="22"/>
-        </w:rPr>
-        <w:t>Микроскоп менен телескоп — бир доордогу линза жасоо өнөрүнөн жаралган тууган аспаптар. Левенгуктун 1670-жылдардан кийинки каттары көлмөдө, тиш кебинде жана калемпир сууга чыланганда сансыз тиричилик кайнап турарын көрсөткөн. Устачылык чеберлик, кызыгуу жана окумуштуулардын жаңы почта байланышы өнүгүүгө чогуу жардам берген. Ал кезде бир да университет микробиологиядан сабак берген эмес; бул илим кат менен сүрөттөн башталган.</w:t>
+        <w:t>Микроскоп менен телескоп тектеш: экөө тең бир доордо линза жасоо өнөрүнөн өнүккөн. Левенгуктун 1670-жылдардан кийинки каттары көлмөлөрдө, тиштин кебээринде жана калемпир салынган сууда тирүү организмдер көп экенин көрсөткөн. Буга устачылык, кызыгуу жана окумуштуулар арасындагы жаңы почта байланышы жардам берген. Ал кезде университеттер микробиологияны окута элек болчу; бул тармак каттардан жана сүрөттөрдөн башталган.</w:t>
       </w:r>
     </w:p>
     <w:p>
       <w:pPr>
-        <w:keepNext/>
-        <w:spacing w:before="240" w:after="120"/>
+        <w:pStyle w:val="Heading1"/>
+        <w:widowControl/>
       </w:pPr>
       <w:r>
-        <w:rPr>
-          <w:rFonts w:ascii="Calibri" w:hAnsi="Calibri" w:eastAsia="Calibri"/>
-          <w:b/>
-          <w:i w:val="0"/>
-          <w:color w:val="004E8C"/>
-          <w:sz w:val="28"/>
-        </w:rPr>
-        <w:t>Илимий жактан мааниси</w:t>
+        <w:t>Илим үчүн мааниси</w:t>
       </w:r>
     </w:p>
     <w:p>
       <w:pPr>
-        <w:spacing w:after="160" w:line="276" w:lineRule="auto"/>
+        <w:widowControl/>
       </w:pPr>
       <w:r>
-        <w:rPr>
-          <w:rFonts w:ascii="Calibri" w:hAnsi="Calibri" w:eastAsia="Calibri"/>
-          <w:b w:val="0"/>
-          <w:i w:val="0"/>
-          <w:sz w:val="22"/>
-        </w:rPr>
-        <w:t>Клетка менен микробду көрүү биологияны жашыруун түзүлүштөрдү изилдеген илимге айланткан. Кийин оорунун себеби болгон микробдор көзгө көрүнгөндө, илдетти түшүндүрүү да жеңилдеген. Материал таануу, геология жана электроника да майда түзүлүштү көрүүгө көз каранды. Микроскоп табияттын көпчүлүк бөлүгү адамдын көзүнө ылайыктуу өлчөмдө эмес экенин эске салат.</w:t>
+        <w:t>Клеткалар менен микробдорду көрүү биологияны жашыруун түзүлүштөрдү изилдеген илимге айландырган. Кийин оорунун козгогучтарын болжолдоо менен чектелбей, көрүүгө мүмкүн болгондо оорулар жакшыраак түшүндүрүлгөн. Материал таануу, геология жана электроника да майда нерселерди көрүүгө таянат. Микроскоп табияттын чоң бөлүгүнүн өлчөмү адамдын көзүнө ылайык эмес экенин эске салат.</w:t>
       </w:r>
     </w:p>
     <w:p>
       <w:pPr>
-        <w:keepNext/>
-        <w:spacing w:before="240" w:after="120"/>
+        <w:pStyle w:val="Heading1"/>
+        <w:widowControl/>
       </w:pPr>
       <w:r>
-        <w:rPr>
-          <w:rFonts w:ascii="Calibri" w:hAnsi="Calibri" w:eastAsia="Calibri"/>
-          <w:b/>
-          <w:i w:val="0"/>
-          <w:color w:val="004E8C"/>
-          <w:sz w:val="28"/>
-        </w:rPr>
-        <w:t>Кийинки өнүгүүлөргө тийгизген таасири</w:t>
+        <w:t>Кийинки өнүгүүгө тийгизген таасири</w:t>
       </w:r>
     </w:p>
     <w:p>
       <w:pPr>
-        <w:spacing w:after="160" w:line="276" w:lineRule="auto"/>
+        <w:widowControl/>
       </w:pPr>
       <w:r>
-        <w:rPr>
-          <w:rFonts w:ascii="Calibri" w:hAnsi="Calibri" w:eastAsia="Calibri"/>
-          <w:b w:val="0"/>
-          <w:i w:val="0"/>
-          <w:sz w:val="22"/>
-        </w:rPr>
-        <w:t>Сапаттуу линзалар, иммерсиялык май, боёктор жана кийин электрондук микроскоп вирусту, кристаллды жана компьютер чиптерин изилдөөгө жол ачкан. Медициналык лабораторияларда көптөгөн диагноздор дагы эле айнектеги үлгүнү кароодон башталат. Гуктун клеткасы жана Левенгуктун майда организмдери кылымдардан кийин клетка теориясына, микроб теориясына жана молекулалык биологияга алып келген.</w:t>
+        <w:t>Жакшыраак линзалар, линза менен үлгүнүн арасына май коюу ыкмасы, боёктор, кийин электрондук микроскоптор вирустарды, кристаллдарды жана компьютердик микросхемаларды көрүүгө жол ачкан. Медициналык лабораторияларда көп диагноздор дагы эле айнектеги үлгүнү кароодон башталат. Гуктун клеткалары менен Левенгуктун «майда жандыктары» кылымдардан кийин клетка теориясына, микробдордун оору жаратуу теориясына жана молекулалык биологияга алып келген.</w:t>
       </w:r>
     </w:p>
     <w:p>
       <w:pPr>
-        <w:keepNext/>
-        <w:spacing w:before="240" w:after="120"/>
+        <w:pStyle w:val="Heading1"/>
+        <w:widowControl/>
       </w:pPr>
       <w:r>
-        <w:rPr>
-          <w:rFonts w:ascii="Calibri" w:hAnsi="Calibri" w:eastAsia="Calibri"/>
-          <w:b/>
-          <w:i w:val="0"/>
-          <w:color w:val="004E8C"/>
-          <w:sz w:val="28"/>
-        </w:rPr>
-        <w:t>Адамдардын жашоосун кантип өзгөрткөн</w:t>
+        <w:t>Адамдардын жашоосун кантип өзгөрткөн?</w:t>
       </w:r>
     </w:p>
     <w:p>
       <w:pPr>
-        <w:spacing w:after="160" w:line="276" w:lineRule="auto"/>
+        <w:widowControl/>
       </w:pPr>
       <w:r>
-        <w:rPr>
-          <w:rFonts w:ascii="Calibri" w:hAnsi="Calibri" w:eastAsia="Calibri"/>
-          <w:b w:val="0"/>
-          <w:i w:val="0"/>
-          <w:sz w:val="22"/>
-        </w:rPr>
-        <w:t>Коомдук саламаттык, азык-түлүк коопсуздугу жана азыркы медицина өтө майда тирүү организмдердин таасирин эске алат. Микроскоп көзгө көрүнбөгөн дүйнөнү ачкандан кийин адамдар жуунууга, аспаптарды микробдон тазалоого жана эмдөөдөн өтүүгө үйрөнүшкөн. Таң калуу да күчөгөн: бүгүн мектеп окуучусу ошол эле «майда жаныбарларды» көрө алат. Майда дүйнө элес болбой калганда адам жашоосу этият да, кызыктуу да болуп калган.</w:t>
+        <w:t>Коомдук саламаттык, азык-түлүк коопсуздугу жана азыркы медицина майда тирүү организмдер маанилүү экенине таянат. Микроскоп ачып берген дүйнөдө адамдар жуунуунун, микробдорду жок кылуунун жана эмдөөнүн маанисин түшүнгөн. Кызыгуу да өскөн: азыр мектеп окуучулары ошол эле «майда жандыктарды» көрө алышат. Майда дүйнө элес эмес, көрүнгөн чындыкка айланганда адамдын жашоосу сактыгыраак да, таң калычтуураак да болгон.</w:t>
       </w:r>
     </w:p>
     <w:p>
       <w:pPr>
-        <w:keepNext/>
-        <w:spacing w:before="240" w:after="120"/>
+        <w:pStyle w:val="Heading1"/>
+        <w:widowControl/>
       </w:pPr>
       <w:r>
-        <w:rPr>
-          <w:rFonts w:ascii="Calibri" w:hAnsi="Calibri" w:eastAsia="Calibri"/>
-          <w:b/>
-          <w:i w:val="0"/>
-          <w:color w:val="004E8C"/>
-          <w:sz w:val="28"/>
-        </w:rPr>
-        <w:t>Булактар жана шилтемелер</w:t>
+        <w:t>Булактар жана кошумча окуу</w:t>
       </w:r>
     </w:p>
     <w:p>
       <w:pPr>
-        <w:keepNext/>
-        <w:spacing w:before="240" w:after="120"/>
+        <w:pStyle w:val="Heading2"/>
+        <w:widowControl/>
       </w:pPr>
       <w:r>
         <w:rPr>
-          <w:rFonts w:ascii="Calibri" w:hAnsi="Calibri" w:eastAsia="Calibri"/>
-          <w:b/>
-          <w:i w:val="0"/>
-          <w:color w:val="004E8C"/>
-          <w:sz w:val="24"/>
+          <w:sz w:val="20"/>
         </w:rPr>
-        <w:t>C. Мекемелердин материалдары жана энциклопедиялык булактар</w:t>
+        <w:t>Уюмдардын жана энциклопедиялардын материалдары</w:t>
       </w:r>
     </w:p>
     <w:p>
       <w:pPr>
-        <w:spacing w:after="80"/>
-        <w:ind w:left="360"/>
+        <w:widowControl/>
       </w:pPr>
       <w:r>
         <w:rPr>
-          <w:rFonts w:ascii="Calibri" w:hAnsi="Calibri" w:eastAsia="Calibri"/>
-          <w:b w:val="0"/>
-          <w:i w:val="0"/>
-          <w:sz w:val="22"/>
+          <w:sz w:val="20"/>
         </w:rPr>
-        <w:t>1. Encyclopaedia Britannica. “Microscope” (“Микроскоп”).</w:t>
-      </w:r>
-      <w:r>
-        <w:rPr>
-          <w:rFonts w:ascii="Calibri" w:hAnsi="Calibri" w:eastAsia="Calibri"/>
-          <w:b w:val="0"/>
-          <w:i w:val="0"/>
-          <w:sz w:val="22"/>
-        </w:rPr>
-        <w:t xml:space="preserve"> </w:t>
+        <w:t xml:space="preserve">1. Encyclopaedia Britannica. 'Microscope.' </w:t>
       </w:r>
       <w:hyperlink r:id="rId9">
         <w:r>
           <w:rPr>
-            <w:rFonts w:ascii="Calibri" w:hAnsi="Calibri" w:eastAsia="Calibri"/>
-            <w:b w:val="0"/>
-            <w:i w:val="0"/>
-            <w:sz w:val="22"/>
-            <w:color w:val="0563C1"/>
-            <w:u w:val="single"/>
+            <w:sz w:val="20"/>
           </w:rPr>
           <w:t>https://www.britannica.com/technology/microscope</w:t>
         </w:r>
       </w:hyperlink>
-    </w:p>
-    <w:p>
-      <w:pPr>
-        <w:keepNext/>
-        <w:spacing w:before="240" w:after="120"/>
-      </w:pPr>
       <w:r>
         <w:rPr>
-          <w:rFonts w:ascii="Calibri" w:hAnsi="Calibri" w:eastAsia="Calibri"/>
-          <w:b/>
-          <w:i w:val="0"/>
-          <w:color w:val="004E8C"/>
-          <w:sz w:val="24"/>
+          <w:sz w:val="20"/>
         </w:rPr>
-        <w:t>D. Музейлердин, архивдердин жана китепканалардын материалдары</w:t>
       </w:r>
     </w:p>
     <w:p>
       <w:pPr>
-        <w:spacing w:after="80"/>
-        <w:ind w:left="360"/>
+        <w:pStyle w:val="Heading2"/>
+        <w:widowControl/>
       </w:pPr>
       <w:r>
         <w:rPr>
-          <w:rFonts w:ascii="Calibri" w:hAnsi="Calibri" w:eastAsia="Calibri"/>
-          <w:b w:val="0"/>
-          <w:i w:val="0"/>
-          <w:sz w:val="22"/>
+          <w:sz w:val="20"/>
         </w:rPr>
-        <w:t>1. Science Museum (London). Алгачкы микроскоптор.</w:t>
+        <w:t>Музейлердин, архивдердин жана китепканалардын материалдары</w:t>
       </w:r>
+    </w:p>
+    <w:p>
+      <w:pPr>
+        <w:widowControl/>
+      </w:pPr>
       <w:r>
         <w:rPr>
-          <w:rFonts w:ascii="Calibri" w:hAnsi="Calibri" w:eastAsia="Calibri"/>
-          <w:b w:val="0"/>
-          <w:i w:val="0"/>
-          <w:sz w:val="22"/>
+          <w:sz w:val="20"/>
         </w:rPr>
-        <w:t xml:space="preserve"> </w:t>
+        <w:t xml:space="preserve">1. Science Museum (London). Early microscopes. </w:t>
       </w:r>
       <w:hyperlink r:id="rId10">
         <w:r>
           <w:rPr>
-            <w:rFonts w:ascii="Calibri" w:hAnsi="Calibri" w:eastAsia="Calibri"/>
-            <w:b w:val="0"/>
-            <w:i w:val="0"/>
-            <w:sz w:val="22"/>
-            <w:color w:val="0563C1"/>
-            <w:u w:val="single"/>
+            <w:sz w:val="20"/>
           </w:rPr>
           <w:t>https://www.sciencemuseum.org.uk/objects-and-stories</w:t>
         </w:r>
       </w:hyperlink>
-    </w:p>
-    <w:p>
-      <w:pPr>
-        <w:keepNext/>
-        <w:spacing w:before="240" w:after="120"/>
-      </w:pPr>
       <w:r>
         <w:rPr>
-          <w:rFonts w:ascii="Calibri" w:hAnsi="Calibri" w:eastAsia="Calibri"/>
-          <w:b/>
-          <w:i w:val="0"/>
-          <w:color w:val="004E8C"/>
-          <w:sz w:val="24"/>
+          <w:sz w:val="20"/>
         </w:rPr>
-        <w:t>F. Онлайн лекциялар жана билим берүүчү сериялар</w:t>
       </w:r>
     </w:p>
     <w:p>
       <w:pPr>
-        <w:spacing w:after="80"/>
-        <w:ind w:left="360"/>
+        <w:pStyle w:val="Heading2"/>
+        <w:widowControl/>
       </w:pPr>
       <w:r>
         <w:rPr>
-          <w:rFonts w:ascii="Calibri" w:hAnsi="Calibri" w:eastAsia="Calibri"/>
-          <w:b w:val="0"/>
-          <w:i w:val="0"/>
-          <w:sz w:val="22"/>
+          <w:sz w:val="20"/>
         </w:rPr>
-        <w:t>1. Florida State University. Molecular Expressions Optical Microscopy Primer.</w:t>
+        <w:t>Онлайн лекциялар жана билим берүү топтомдору</w:t>
       </w:r>
+    </w:p>
+    <w:p>
+      <w:pPr>
+        <w:widowControl/>
+      </w:pPr>
       <w:r>
         <w:rPr>
-          <w:rFonts w:ascii="Calibri" w:hAnsi="Calibri" w:eastAsia="Calibri"/>
-          <w:b w:val="0"/>
-          <w:i w:val="0"/>
-          <w:sz w:val="22"/>
+          <w:sz w:val="20"/>
         </w:rPr>
-        <w:t xml:space="preserve"> </w:t>
+        <w:t xml:space="preserve">1. Florida State University. Molecular Expressions Optical Microscopy Primer. </w:t>
       </w:r>
       <w:hyperlink r:id="rId11">
         <w:r>
           <w:rPr>
-            <w:rFonts w:ascii="Calibri" w:hAnsi="Calibri" w:eastAsia="Calibri"/>
-            <w:b w:val="0"/>
-            <w:i w:val="0"/>
-            <w:sz w:val="22"/>
-            <w:color w:val="0563C1"/>
-            <w:u w:val="single"/>
+            <w:sz w:val="20"/>
           </w:rPr>
           <w:t>https://micro.magnet.fsu.edu/primer/index.html</w:t>
         </w:r>
       </w:hyperlink>
-    </w:p>
-    <w:p>
-      <w:pPr>
-        <w:keepNext/>
-        <w:spacing w:before="240" w:after="120"/>
-      </w:pPr>
       <w:r>
         <w:rPr>
-          <w:rFonts w:ascii="Calibri" w:hAnsi="Calibri" w:eastAsia="Calibri"/>
-          <w:b/>
-          <w:i w:val="0"/>
-          <w:color w:val="004E8C"/>
-          <w:sz w:val="24"/>
+          <w:sz w:val="20"/>
         </w:rPr>
-        <w:t>H. Кесиптик коомдордун жана стандартташтыруу уюмдарынын материалдары</w:t>
       </w:r>
     </w:p>
     <w:p>
       <w:pPr>
-        <w:spacing w:after="80"/>
-        <w:ind w:left="360"/>
+        <w:pStyle w:val="Heading2"/>
+        <w:widowControl/>
       </w:pPr>
       <w:r>
         <w:rPr>
-          <w:rFonts w:ascii="Calibri" w:hAnsi="Calibri" w:eastAsia="Calibri"/>
-          <w:b w:val="0"/>
-          <w:i w:val="0"/>
-          <w:sz w:val="22"/>
+          <w:sz w:val="20"/>
         </w:rPr>
-        <w:t>1. Royal Microscopical Society.</w:t>
+        <w:t>Кесиптик коомдор жана стандартташтыруу уюмдары</w:t>
       </w:r>
+    </w:p>
+    <w:p>
+      <w:pPr>
+        <w:widowControl/>
+      </w:pPr>
       <w:r>
         <w:rPr>
-          <w:rFonts w:ascii="Calibri" w:hAnsi="Calibri" w:eastAsia="Calibri"/>
-          <w:b w:val="0"/>
-          <w:i w:val="0"/>
-          <w:sz w:val="22"/>
+          <w:sz w:val="20"/>
         </w:rPr>
-        <w:t xml:space="preserve"> </w:t>
+        <w:t xml:space="preserve">1. Royal Microscopical Society. </w:t>
       </w:r>
       <w:hyperlink r:id="rId12">
         <w:r>
           <w:rPr>
-            <w:rFonts w:ascii="Calibri" w:hAnsi="Calibri" w:eastAsia="Calibri"/>
-            <w:b w:val="0"/>
-            <w:i w:val="0"/>
-            <w:sz w:val="22"/>
-            <w:color w:val="0563C1"/>
-            <w:u w:val="single"/>
+            <w:sz w:val="20"/>
           </w:rPr>
           <w:t>https://www.rms.org.uk/</w:t>
         </w:r>
       </w:hyperlink>
+      <w:r>
+        <w:rPr>
+          <w:sz w:val="20"/>
+        </w:rPr>
+      </w:r>
     </w:p>
     <w:sectPr>
-      <w:pgSz w:w="12240" w:h="15840"/>
-      <w:pgMar w:top="1296" w:right="1440" w:bottom="1296" w:left="1440" w:header="720" w:footer="720" w:gutter="0"/>
+      <w:footerReference w:type="default" r:id="rId13"/>
+      <w:pgSz w:w="11906" w:h="16838"/>
+      <w:pgMar w:top="1020" w:right="1134" w:bottom="1020" w:left="1134" w:header="720" w:footer="720" w:gutter="0"/>
       <w:cols w:space="720"/>
       <w:docGrid w:linePitch="360"/>
     </w:sectPr>
   </w:body>
 </w:document>
+</file>
+
+<file path=word/footer1.xml><?xml version="1.0" encoding="utf-8"?>
+<w:ftr xmlns:m="http://schemas.openxmlformats.org/officeDocument/2006/math" xmlns:mc="http://schemas.openxmlformats.org/markup-compatibility/2006" xmlns:mo="http://schemas.microsoft.com/office/mac/office/2008/main" xmlns:mv="urn:schemas-microsoft-com:mac:vml" xmlns:o="urn:schemas-microsoft-com:office:office" xmlns:r="http://schemas.openxmlformats.org/officeDocument/2006/relationships" xmlns:v="urn:schemas-microsoft-com:vml" xmlns:w10="urn:schemas-microsoft-com:office:word" xmlns:w14="http://schemas.microsoft.com/office/word/2010/wordml" xmlns:w="http://schemas.openxmlformats.org/wordprocessingml/2006/main" xmlns:wne="http://schemas.microsoft.com/office/word/2006/wordml" xmlns:wp14="http://schemas.microsoft.com/office/word/2010/wordprocessingDrawing" xmlns:wp="http://schemas.openxmlformats.org/drawingml/2006/wordprocessingDrawing" xmlns:wpc="http://schemas.microsoft.com/office/word/2010/wordprocessingCanvas" xmlns:wpg="http://schemas.microsoft.com/office/word/2010/wordprocessingGroup" xmlns:wpi="http://schemas.microsoft.com/office/word/2010/wordprocessingInk" xmlns:wps="http://schemas.microsoft.com/office/word/2010/wordprocessingShape" mc:Ignorable="w14 wp14">
+  <w:p>
+    <w:pPr>
+      <w:pStyle w:val="Footer"/>
+      <w:jc w:val="right"/>
+    </w:pPr>
+    <w:fldSimple w:instr="PAGE"/>
+  </w:p>
+</w:ftr>
 </file>
 
 <file path=word/numbering.xml><?xml version="1.0" encoding="utf-8"?>
@@ -773,7 +583,7 @@
   <w:docDefaults>
     <w:rPrDefault>
       <w:rPr>
-        <w:rFonts w:asciiTheme="minorHAnsi" w:eastAsiaTheme="minorEastAsia" w:hAnsiTheme="minorHAnsi" w:cstheme="minorBidi"/>
+        <w:rFonts/>
         <w:sz w:val="22"/>
         <w:szCs w:val="22"/>
         <w:lang w:val="en-US" w:eastAsia="en-US" w:bidi="ar-SA"/>
@@ -928,6 +738,15 @@
     <w:name w:val="Normal"/>
     <w:qFormat/>
     <w:rsid w:val="00FC693F"/>
+    <w:pPr>
+      <w:spacing w:after="120" w:line="259" w:lineRule="auto"/>
+    </w:pPr>
+    <w:rPr>
+      <w:rFonts w:ascii="Times New Roman" w:hAnsi="Times New Roman"/>
+      <w:color w:val="000000"/>
+      <w:sz w:val="24"/>
+      <w:lang w:val="ky-KG"/>
+    </w:rPr>
   </w:style>
   <w:style w:type="paragraph" w:styleId="Header">
     <w:name w:val="header"/>
@@ -984,16 +803,17 @@
     <w:pPr>
       <w:keepNext/>
       <w:keepLines/>
-      <w:spacing w:before="480" w:after="0"/>
+      <w:spacing w:before="480" w:after="120" w:line="259" w:lineRule="auto"/>
       <w:outlineLvl w:val="0"/>
     </w:pPr>
     <w:rPr>
-      <w:rFonts w:asciiTheme="majorHAnsi" w:eastAsiaTheme="majorEastAsia" w:hAnsiTheme="majorHAnsi" w:cstheme="majorBidi"/>
+      <w:rFonts w:ascii="Times New Roman" w:hAnsi="Times New Roman"/>
       <w:b/>
       <w:bCs/>
-      <w:color w:val="365F91" w:themeColor="accent1" w:themeShade="BF"/>
-      <w:sz w:val="28"/>
+      <w:color w:val="000000"/>
+      <w:sz w:val="26"/>
       <w:szCs w:val="28"/>
+      <w:lang w:val="ky-KG"/>
     </w:rPr>
   </w:style>
   <w:style w:type="paragraph" w:styleId="Heading2">
@@ -1008,16 +828,17 @@
     <w:pPr>
       <w:keepNext/>
       <w:keepLines/>
-      <w:spacing w:before="200" w:after="0"/>
+      <w:spacing w:before="200" w:after="120" w:line="259" w:lineRule="auto"/>
       <w:outlineLvl w:val="1"/>
     </w:pPr>
     <w:rPr>
-      <w:rFonts w:asciiTheme="majorHAnsi" w:eastAsiaTheme="majorEastAsia" w:hAnsiTheme="majorHAnsi" w:cstheme="majorBidi"/>
+      <w:rFonts w:ascii="Times New Roman" w:hAnsi="Times New Roman"/>
       <w:b/>
       <w:bCs/>
-      <w:color w:val="4F81BD" w:themeColor="accent1"/>
+      <w:color w:val="000000"/>
       <w:sz w:val="26"/>
       <w:szCs w:val="26"/>
+      <w:lang w:val="ky-KG"/>
     </w:rPr>
   </w:style>
   <w:style w:type="paragraph" w:styleId="Heading3">
@@ -1036,7 +857,7 @@
       <w:outlineLvl w:val="2"/>
     </w:pPr>
     <w:rPr>
-      <w:rFonts w:asciiTheme="majorHAnsi" w:eastAsiaTheme="majorEastAsia" w:hAnsiTheme="majorHAnsi" w:cstheme="majorBidi"/>
+      <w:rFonts/>
       <w:b/>
       <w:bCs/>
       <w:color w:val="4F81BD" w:themeColor="accent1"/>
@@ -1059,7 +880,7 @@
       <w:outlineLvl w:val="3"/>
     </w:pPr>
     <w:rPr>
-      <w:rFonts w:asciiTheme="majorHAnsi" w:eastAsiaTheme="majorEastAsia" w:hAnsiTheme="majorHAnsi" w:cstheme="majorBidi"/>
+      <w:rFonts/>
       <w:b/>
       <w:bCs/>
       <w:i/>
@@ -1084,7 +905,7 @@
       <w:outlineLvl w:val="4"/>
     </w:pPr>
     <w:rPr>
-      <w:rFonts w:asciiTheme="majorHAnsi" w:eastAsiaTheme="majorEastAsia" w:hAnsiTheme="majorHAnsi" w:cstheme="majorBidi"/>
+      <w:rFonts/>
       <w:color w:val="243F60" w:themeColor="accent1" w:themeShade="7F"/>
     </w:rPr>
   </w:style>
@@ -1105,7 +926,7 @@
       <w:outlineLvl w:val="5"/>
     </w:pPr>
     <w:rPr>
-      <w:rFonts w:asciiTheme="majorHAnsi" w:eastAsiaTheme="majorEastAsia" w:hAnsiTheme="majorHAnsi" w:cstheme="majorBidi"/>
+      <w:rFonts/>
       <w:i/>
       <w:iCs/>
       <w:color w:val="243F60" w:themeColor="accent1" w:themeShade="7F"/>
@@ -1128,7 +949,7 @@
       <w:outlineLvl w:val="6"/>
     </w:pPr>
     <w:rPr>
-      <w:rFonts w:asciiTheme="majorHAnsi" w:eastAsiaTheme="majorEastAsia" w:hAnsiTheme="majorHAnsi" w:cstheme="majorBidi"/>
+      <w:rFonts/>
       <w:i/>
       <w:iCs/>
       <w:color w:val="404040" w:themeColor="text1" w:themeTint="BF"/>
@@ -1151,7 +972,7 @@
       <w:outlineLvl w:val="7"/>
     </w:pPr>
     <w:rPr>
-      <w:rFonts w:asciiTheme="majorHAnsi" w:eastAsiaTheme="majorEastAsia" w:hAnsiTheme="majorHAnsi" w:cstheme="majorBidi"/>
+      <w:rFonts/>
       <w:color w:val="4F81BD" w:themeColor="accent1"/>
       <w:sz w:val="20"/>
       <w:szCs w:val="20"/>
@@ -1174,7 +995,7 @@
       <w:outlineLvl w:val="8"/>
     </w:pPr>
     <w:rPr>
-      <w:rFonts w:asciiTheme="majorHAnsi" w:eastAsiaTheme="majorEastAsia" w:hAnsiTheme="majorHAnsi" w:cstheme="majorBidi"/>
+      <w:rFonts/>
       <w:i/>
       <w:iCs/>
       <w:color w:val="404040" w:themeColor="text1" w:themeTint="BF"/>
@@ -1225,7 +1046,7 @@
     <w:uiPriority w:val="9"/>
     <w:rsid w:val="00FC693F"/>
     <w:rPr>
-      <w:rFonts w:asciiTheme="majorHAnsi" w:eastAsiaTheme="majorEastAsia" w:hAnsiTheme="majorHAnsi" w:cstheme="majorBidi"/>
+      <w:rFonts/>
       <w:b/>
       <w:bCs/>
       <w:color w:val="365F91" w:themeColor="accent1" w:themeShade="BF"/>
@@ -1240,7 +1061,7 @@
     <w:uiPriority w:val="9"/>
     <w:rsid w:val="00FC693F"/>
     <w:rPr>
-      <w:rFonts w:asciiTheme="majorHAnsi" w:eastAsiaTheme="majorEastAsia" w:hAnsiTheme="majorHAnsi" w:cstheme="majorBidi"/>
+      <w:rFonts/>
       <w:b/>
       <w:bCs/>
       <w:color w:val="4F81BD" w:themeColor="accent1"/>
@@ -1255,7 +1076,7 @@
     <w:uiPriority w:val="9"/>
     <w:rsid w:val="00FC693F"/>
     <w:rPr>
-      <w:rFonts w:asciiTheme="majorHAnsi" w:eastAsiaTheme="majorEastAsia" w:hAnsiTheme="majorHAnsi" w:cstheme="majorBidi"/>
+      <w:rFonts/>
       <w:b/>
       <w:bCs/>
       <w:color w:val="4F81BD" w:themeColor="accent1"/>
@@ -1270,19 +1091,17 @@
     <w:qFormat/>
     <w:rsid w:val="00FC693F"/>
     <w:pPr>
-      <w:pBdr>
-        <w:bottom w:val="single" w:sz="8" w:space="4" w:color="4F81BD" w:themeColor="accent1"/>
-      </w:pBdr>
-      <w:spacing w:after="300" w:line="240" w:lineRule="auto"/>
+      <w:spacing w:after="120" w:line="259" w:lineRule="auto"/>
       <w:contextualSpacing/>
     </w:pPr>
     <w:rPr>
-      <w:rFonts w:asciiTheme="majorHAnsi" w:eastAsiaTheme="majorEastAsia" w:hAnsiTheme="majorHAnsi" w:cstheme="majorBidi"/>
-      <w:color w:val="17365D" w:themeColor="text2" w:themeShade="BF"/>
+      <w:rFonts w:ascii="Times New Roman" w:hAnsi="Times New Roman"/>
+      <w:color w:val="000000"/>
       <w:spacing w:val="5"/>
       <w:kern w:val="28"/>
-      <w:sz w:val="52"/>
+      <w:sz w:val="40"/>
       <w:szCs w:val="52"/>
+      <w:lang w:val="ky-KG"/>
     </w:rPr>
   </w:style>
   <w:style w:type="character" w:customStyle="1" w:styleId="TitleChar">
@@ -1292,7 +1111,7 @@
     <w:uiPriority w:val="10"/>
     <w:rsid w:val="00FC693F"/>
     <w:rPr>
-      <w:rFonts w:asciiTheme="majorHAnsi" w:eastAsiaTheme="majorEastAsia" w:hAnsiTheme="majorHAnsi" w:cstheme="majorBidi"/>
+      <w:rFonts/>
       <w:color w:val="17365D" w:themeColor="text2" w:themeShade="BF"/>
       <w:spacing w:val="5"/>
       <w:kern w:val="28"/>
@@ -1314,7 +1133,7 @@
       </w:numPr>
     </w:pPr>
     <w:rPr>
-      <w:rFonts w:asciiTheme="majorHAnsi" w:eastAsiaTheme="majorEastAsia" w:hAnsiTheme="majorHAnsi" w:cstheme="majorBidi"/>
+      <w:rFonts/>
       <w:i/>
       <w:iCs/>
       <w:color w:val="4F81BD" w:themeColor="accent1"/>
@@ -1330,7 +1149,7 @@
     <w:uiPriority w:val="11"/>
     <w:rsid w:val="00FC693F"/>
     <w:rPr>
-      <w:rFonts w:asciiTheme="majorHAnsi" w:eastAsiaTheme="majorEastAsia" w:hAnsiTheme="majorHAnsi" w:cstheme="majorBidi"/>
+      <w:rFonts/>
       <w:i/>
       <w:iCs/>
       <w:color w:val="4F81BD" w:themeColor="accent1"/>
@@ -1455,8 +1274,15 @@
       <w:numPr>
         <w:numId w:val="1"/>
       </w:numPr>
+      <w:spacing w:after="120" w:line="259" w:lineRule="auto"/>
       <w:contextualSpacing/>
     </w:pPr>
+    <w:rPr>
+      <w:rFonts w:ascii="Times New Roman" w:hAnsi="Times New Roman"/>
+      <w:color w:val="000000"/>
+      <w:sz w:val="24"/>
+      <w:lang w:val="ky-KG"/>
+    </w:rPr>
   </w:style>
   <w:style w:type="paragraph" w:styleId="ListBullet2">
     <w:name w:val="List Bullet 2"/>
@@ -1628,7 +1454,7 @@
     <w:semiHidden/>
     <w:rsid w:val="00FC693F"/>
     <w:rPr>
-      <w:rFonts w:asciiTheme="majorHAnsi" w:eastAsiaTheme="majorEastAsia" w:hAnsiTheme="majorHAnsi" w:cstheme="majorBidi"/>
+      <w:rFonts/>
       <w:b/>
       <w:bCs/>
       <w:i/>
@@ -1644,7 +1470,7 @@
     <w:semiHidden/>
     <w:rsid w:val="00FC693F"/>
     <w:rPr>
-      <w:rFonts w:asciiTheme="majorHAnsi" w:eastAsiaTheme="majorEastAsia" w:hAnsiTheme="majorHAnsi" w:cstheme="majorBidi"/>
+      <w:rFonts/>
       <w:color w:val="243F60" w:themeColor="accent1" w:themeShade="7F"/>
     </w:rPr>
   </w:style>
@@ -1656,7 +1482,7 @@
     <w:semiHidden/>
     <w:rsid w:val="00FC693F"/>
     <w:rPr>
-      <w:rFonts w:asciiTheme="majorHAnsi" w:eastAsiaTheme="majorEastAsia" w:hAnsiTheme="majorHAnsi" w:cstheme="majorBidi"/>
+      <w:rFonts/>
       <w:i/>
       <w:iCs/>
       <w:color w:val="243F60" w:themeColor="accent1" w:themeShade="7F"/>
@@ -1670,7 +1496,7 @@
     <w:semiHidden/>
     <w:rsid w:val="00FC693F"/>
     <w:rPr>
-      <w:rFonts w:asciiTheme="majorHAnsi" w:eastAsiaTheme="majorEastAsia" w:hAnsiTheme="majorHAnsi" w:cstheme="majorBidi"/>
+      <w:rFonts/>
       <w:i/>
       <w:iCs/>
       <w:color w:val="404040" w:themeColor="text1" w:themeTint="BF"/>
@@ -1684,7 +1510,7 @@
     <w:semiHidden/>
     <w:rsid w:val="00FC693F"/>
     <w:rPr>
-      <w:rFonts w:asciiTheme="majorHAnsi" w:eastAsiaTheme="majorEastAsia" w:hAnsiTheme="majorHAnsi" w:cstheme="majorBidi"/>
+      <w:rFonts/>
       <w:color w:val="4F81BD" w:themeColor="accent1"/>
       <w:sz w:val="20"/>
       <w:szCs w:val="20"/>
@@ -1698,7 +1524,7 @@
     <w:semiHidden/>
     <w:rsid w:val="00FC693F"/>
     <w:rPr>
-      <w:rFonts w:asciiTheme="majorHAnsi" w:eastAsiaTheme="majorEastAsia" w:hAnsiTheme="majorHAnsi" w:cstheme="majorBidi"/>
+      <w:rFonts/>
       <w:i/>
       <w:iCs/>
       <w:color w:val="404040" w:themeColor="text1" w:themeTint="BF"/>
@@ -1757,9 +1583,6 @@
     <w:qFormat/>
     <w:rsid w:val="00FC693F"/>
     <w:pPr>
-      <w:pBdr>
-        <w:bottom w:val="single" w:sz="4" w:space="4" w:color="4F81BD" w:themeColor="accent1"/>
-      </w:pBdr>
       <w:spacing w:before="200" w:after="280"/>
       <w:ind w:left="936" w:right="936"/>
     </w:pPr>
@@ -3287,7 +3110,7 @@
         <w:spacing w:before="0" w:after="0" w:line="240" w:lineRule="auto"/>
       </w:pPr>
       <w:rPr>
-        <w:rFonts w:asciiTheme="majorHAnsi" w:eastAsiaTheme="majorEastAsia" w:hAnsiTheme="majorHAnsi" w:cstheme="majorBidi"/>
+        <w:rFonts/>
         <w:b/>
         <w:bCs/>
       </w:rPr>
@@ -3308,7 +3131,7 @@
         <w:spacing w:before="0" w:after="0" w:line="240" w:lineRule="auto"/>
       </w:pPr>
       <w:rPr>
-        <w:rFonts w:asciiTheme="majorHAnsi" w:eastAsiaTheme="majorEastAsia" w:hAnsiTheme="majorHAnsi" w:cstheme="majorBidi"/>
+        <w:rFonts/>
         <w:b/>
         <w:bCs/>
       </w:rPr>
@@ -3326,14 +3149,14 @@
     </w:tblStylePr>
     <w:tblStylePr w:type="firstCol">
       <w:rPr>
-        <w:rFonts w:asciiTheme="majorHAnsi" w:eastAsiaTheme="majorEastAsia" w:hAnsiTheme="majorHAnsi" w:cstheme="majorBidi"/>
+        <w:rFonts/>
         <w:b/>
         <w:bCs/>
       </w:rPr>
     </w:tblStylePr>
     <w:tblStylePr w:type="lastCol">
       <w:rPr>
-        <w:rFonts w:asciiTheme="majorHAnsi" w:eastAsiaTheme="majorEastAsia" w:hAnsiTheme="majorHAnsi" w:cstheme="majorBidi"/>
+        <w:rFonts/>
         <w:b/>
         <w:bCs/>
       </w:rPr>
@@ -3417,7 +3240,7 @@
         <w:spacing w:before="0" w:after="0" w:line="240" w:lineRule="auto"/>
       </w:pPr>
       <w:rPr>
-        <w:rFonts w:asciiTheme="majorHAnsi" w:eastAsiaTheme="majorEastAsia" w:hAnsiTheme="majorHAnsi" w:cstheme="majorBidi"/>
+        <w:rFonts/>
         <w:b/>
         <w:bCs/>
       </w:rPr>
@@ -3438,7 +3261,7 @@
         <w:spacing w:before="0" w:after="0" w:line="240" w:lineRule="auto"/>
       </w:pPr>
       <w:rPr>
-        <w:rFonts w:asciiTheme="majorHAnsi" w:eastAsiaTheme="majorEastAsia" w:hAnsiTheme="majorHAnsi" w:cstheme="majorBidi"/>
+        <w:rFonts/>
         <w:b/>
         <w:bCs/>
       </w:rPr>
@@ -3456,14 +3279,14 @@
     </w:tblStylePr>
     <w:tblStylePr w:type="firstCol">
       <w:rPr>
-        <w:rFonts w:asciiTheme="majorHAnsi" w:eastAsiaTheme="majorEastAsia" w:hAnsiTheme="majorHAnsi" w:cstheme="majorBidi"/>
+        <w:rFonts/>
         <w:b/>
         <w:bCs/>
       </w:rPr>
     </w:tblStylePr>
     <w:tblStylePr w:type="lastCol">
       <w:rPr>
-        <w:rFonts w:asciiTheme="majorHAnsi" w:eastAsiaTheme="majorEastAsia" w:hAnsiTheme="majorHAnsi" w:cstheme="majorBidi"/>
+        <w:rFonts/>
         <w:b/>
         <w:bCs/>
       </w:rPr>
@@ -3547,7 +3370,7 @@
         <w:spacing w:before="0" w:after="0" w:line="240" w:lineRule="auto"/>
       </w:pPr>
       <w:rPr>
-        <w:rFonts w:asciiTheme="majorHAnsi" w:eastAsiaTheme="majorEastAsia" w:hAnsiTheme="majorHAnsi" w:cstheme="majorBidi"/>
+        <w:rFonts/>
         <w:b/>
         <w:bCs/>
       </w:rPr>
@@ -3568,7 +3391,7 @@
         <w:spacing w:before="0" w:after="0" w:line="240" w:lineRule="auto"/>
       </w:pPr>
       <w:rPr>
-        <w:rFonts w:asciiTheme="majorHAnsi" w:eastAsiaTheme="majorEastAsia" w:hAnsiTheme="majorHAnsi" w:cstheme="majorBidi"/>
+        <w:rFonts/>
         <w:b/>
         <w:bCs/>
       </w:rPr>
@@ -3586,14 +3409,14 @@
     </w:tblStylePr>
     <w:tblStylePr w:type="firstCol">
       <w:rPr>
-        <w:rFonts w:asciiTheme="majorHAnsi" w:eastAsiaTheme="majorEastAsia" w:hAnsiTheme="majorHAnsi" w:cstheme="majorBidi"/>
+        <w:rFonts/>
         <w:b/>
         <w:bCs/>
       </w:rPr>
     </w:tblStylePr>
     <w:tblStylePr w:type="lastCol">
       <w:rPr>
-        <w:rFonts w:asciiTheme="majorHAnsi" w:eastAsiaTheme="majorEastAsia" w:hAnsiTheme="majorHAnsi" w:cstheme="majorBidi"/>
+        <w:rFonts/>
         <w:b/>
         <w:bCs/>
       </w:rPr>
@@ -3677,7 +3500,7 @@
         <w:spacing w:before="0" w:after="0" w:line="240" w:lineRule="auto"/>
       </w:pPr>
       <w:rPr>
-        <w:rFonts w:asciiTheme="majorHAnsi" w:eastAsiaTheme="majorEastAsia" w:hAnsiTheme="majorHAnsi" w:cstheme="majorBidi"/>
+        <w:rFonts/>
         <w:b/>
         <w:bCs/>
       </w:rPr>
@@ -3698,7 +3521,7 @@
         <w:spacing w:before="0" w:after="0" w:line="240" w:lineRule="auto"/>
       </w:pPr>
       <w:rPr>
-        <w:rFonts w:asciiTheme="majorHAnsi" w:eastAsiaTheme="majorEastAsia" w:hAnsiTheme="majorHAnsi" w:cstheme="majorBidi"/>
+        <w:rFonts/>
         <w:b/>
         <w:bCs/>
       </w:rPr>
@@ -3716,14 +3539,14 @@
     </w:tblStylePr>
     <w:tblStylePr w:type="firstCol">
       <w:rPr>
-        <w:rFonts w:asciiTheme="majorHAnsi" w:eastAsiaTheme="majorEastAsia" w:hAnsiTheme="majorHAnsi" w:cstheme="majorBidi"/>
+        <w:rFonts/>
         <w:b/>
         <w:bCs/>
       </w:rPr>
     </w:tblStylePr>
     <w:tblStylePr w:type="lastCol">
       <w:rPr>
-        <w:rFonts w:asciiTheme="majorHAnsi" w:eastAsiaTheme="majorEastAsia" w:hAnsiTheme="majorHAnsi" w:cstheme="majorBidi"/>
+        <w:rFonts/>
         <w:b/>
         <w:bCs/>
       </w:rPr>
@@ -3807,7 +3630,7 @@
         <w:spacing w:before="0" w:after="0" w:line="240" w:lineRule="auto"/>
       </w:pPr>
       <w:rPr>
-        <w:rFonts w:asciiTheme="majorHAnsi" w:eastAsiaTheme="majorEastAsia" w:hAnsiTheme="majorHAnsi" w:cstheme="majorBidi"/>
+        <w:rFonts/>
         <w:b/>
         <w:bCs/>
       </w:rPr>
@@ -3828,7 +3651,7 @@
         <w:spacing w:before="0" w:after="0" w:line="240" w:lineRule="auto"/>
       </w:pPr>
       <w:rPr>
-        <w:rFonts w:asciiTheme="majorHAnsi" w:eastAsiaTheme="majorEastAsia" w:hAnsiTheme="majorHAnsi" w:cstheme="majorBidi"/>
+        <w:rFonts/>
         <w:b/>
         <w:bCs/>
       </w:rPr>
@@ -3846,14 +3669,14 @@
     </w:tblStylePr>
     <w:tblStylePr w:type="firstCol">
       <w:rPr>
-        <w:rFonts w:asciiTheme="majorHAnsi" w:eastAsiaTheme="majorEastAsia" w:hAnsiTheme="majorHAnsi" w:cstheme="majorBidi"/>
+        <w:rFonts/>
         <w:b/>
         <w:bCs/>
       </w:rPr>
     </w:tblStylePr>
     <w:tblStylePr w:type="lastCol">
       <w:rPr>
-        <w:rFonts w:asciiTheme="majorHAnsi" w:eastAsiaTheme="majorEastAsia" w:hAnsiTheme="majorHAnsi" w:cstheme="majorBidi"/>
+        <w:rFonts/>
         <w:b/>
         <w:bCs/>
       </w:rPr>
@@ -3937,7 +3760,7 @@
         <w:spacing w:before="0" w:after="0" w:line="240" w:lineRule="auto"/>
       </w:pPr>
       <w:rPr>
-        <w:rFonts w:asciiTheme="majorHAnsi" w:eastAsiaTheme="majorEastAsia" w:hAnsiTheme="majorHAnsi" w:cstheme="majorBidi"/>
+        <w:rFonts/>
         <w:b/>
         <w:bCs/>
       </w:rPr>
@@ -3958,7 +3781,7 @@
         <w:spacing w:before="0" w:after="0" w:line="240" w:lineRule="auto"/>
       </w:pPr>
       <w:rPr>
-        <w:rFonts w:asciiTheme="majorHAnsi" w:eastAsiaTheme="majorEastAsia" w:hAnsiTheme="majorHAnsi" w:cstheme="majorBidi"/>
+        <w:rFonts/>
         <w:b/>
         <w:bCs/>
       </w:rPr>
@@ -3976,14 +3799,14 @@
     </w:tblStylePr>
     <w:tblStylePr w:type="firstCol">
       <w:rPr>
-        <w:rFonts w:asciiTheme="majorHAnsi" w:eastAsiaTheme="majorEastAsia" w:hAnsiTheme="majorHAnsi" w:cstheme="majorBidi"/>
+        <w:rFonts/>
         <w:b/>
         <w:bCs/>
       </w:rPr>
     </w:tblStylePr>
     <w:tblStylePr w:type="lastCol">
       <w:rPr>
-        <w:rFonts w:asciiTheme="majorHAnsi" w:eastAsiaTheme="majorEastAsia" w:hAnsiTheme="majorHAnsi" w:cstheme="majorBidi"/>
+        <w:rFonts/>
         <w:b/>
         <w:bCs/>
       </w:rPr>
@@ -4067,7 +3890,7 @@
         <w:spacing w:before="0" w:after="0" w:line="240" w:lineRule="auto"/>
       </w:pPr>
       <w:rPr>
-        <w:rFonts w:asciiTheme="majorHAnsi" w:eastAsiaTheme="majorEastAsia" w:hAnsiTheme="majorHAnsi" w:cstheme="majorBidi"/>
+        <w:rFonts/>
         <w:b/>
         <w:bCs/>
       </w:rPr>
@@ -4088,7 +3911,7 @@
         <w:spacing w:before="0" w:after="0" w:line="240" w:lineRule="auto"/>
       </w:pPr>
       <w:rPr>
-        <w:rFonts w:asciiTheme="majorHAnsi" w:eastAsiaTheme="majorEastAsia" w:hAnsiTheme="majorHAnsi" w:cstheme="majorBidi"/>
+        <w:rFonts/>
         <w:b/>
         <w:bCs/>
       </w:rPr>
@@ -4106,14 +3929,14 @@
     </w:tblStylePr>
     <w:tblStylePr w:type="firstCol">
       <w:rPr>
-        <w:rFonts w:asciiTheme="majorHAnsi" w:eastAsiaTheme="majorEastAsia" w:hAnsiTheme="majorHAnsi" w:cstheme="majorBidi"/>
+        <w:rFonts/>
         <w:b/>
         <w:bCs/>
       </w:rPr>
     </w:tblStylePr>
     <w:tblStylePr w:type="lastCol">
       <w:rPr>
-        <w:rFonts w:asciiTheme="majorHAnsi" w:eastAsiaTheme="majorEastAsia" w:hAnsiTheme="majorHAnsi" w:cstheme="majorBidi"/>
+        <w:rFonts/>
         <w:b/>
         <w:bCs/>
       </w:rPr>
@@ -5978,7 +5801,7 @@
     </w:tblPr>
     <w:tblStylePr w:type="firstRow">
       <w:rPr>
-        <w:rFonts w:asciiTheme="majorHAnsi" w:eastAsiaTheme="majorEastAsia" w:hAnsiTheme="majorHAnsi" w:cstheme="majorBidi"/>
+        <w:rFonts/>
       </w:rPr>
       <w:tblPr/>
       <w:tcPr>
@@ -6062,7 +5885,7 @@
     </w:tblPr>
     <w:tblStylePr w:type="firstRow">
       <w:rPr>
-        <w:rFonts w:asciiTheme="majorHAnsi" w:eastAsiaTheme="majorEastAsia" w:hAnsiTheme="majorHAnsi" w:cstheme="majorBidi"/>
+        <w:rFonts/>
       </w:rPr>
       <w:tblPr/>
       <w:tcPr>
@@ -6146,7 +5969,7 @@
     </w:tblPr>
     <w:tblStylePr w:type="firstRow">
       <w:rPr>
-        <w:rFonts w:asciiTheme="majorHAnsi" w:eastAsiaTheme="majorEastAsia" w:hAnsiTheme="majorHAnsi" w:cstheme="majorBidi"/>
+        <w:rFonts/>
       </w:rPr>
       <w:tblPr/>
       <w:tcPr>
@@ -6230,7 +6053,7 @@
     </w:tblPr>
     <w:tblStylePr w:type="firstRow">
       <w:rPr>
-        <w:rFonts w:asciiTheme="majorHAnsi" w:eastAsiaTheme="majorEastAsia" w:hAnsiTheme="majorHAnsi" w:cstheme="majorBidi"/>
+        <w:rFonts/>
       </w:rPr>
       <w:tblPr/>
       <w:tcPr>
@@ -6314,7 +6137,7 @@
     </w:tblPr>
     <w:tblStylePr w:type="firstRow">
       <w:rPr>
-        <w:rFonts w:asciiTheme="majorHAnsi" w:eastAsiaTheme="majorEastAsia" w:hAnsiTheme="majorHAnsi" w:cstheme="majorBidi"/>
+        <w:rFonts/>
       </w:rPr>
       <w:tblPr/>
       <w:tcPr>
@@ -6398,7 +6221,7 @@
     </w:tblPr>
     <w:tblStylePr w:type="firstRow">
       <w:rPr>
-        <w:rFonts w:asciiTheme="majorHAnsi" w:eastAsiaTheme="majorEastAsia" w:hAnsiTheme="majorHAnsi" w:cstheme="majorBidi"/>
+        <w:rFonts/>
       </w:rPr>
       <w:tblPr/>
       <w:tcPr>
@@ -6482,7 +6305,7 @@
     </w:tblPr>
     <w:tblStylePr w:type="firstRow">
       <w:rPr>
-        <w:rFonts w:asciiTheme="majorHAnsi" w:eastAsiaTheme="majorEastAsia" w:hAnsiTheme="majorHAnsi" w:cstheme="majorBidi"/>
+        <w:rFonts/>
       </w:rPr>
       <w:tblPr/>
       <w:tcPr>
@@ -6547,7 +6370,7 @@
       <w:spacing w:after="0" w:line="240" w:lineRule="auto"/>
     </w:pPr>
     <w:rPr>
-      <w:rFonts w:asciiTheme="majorHAnsi" w:eastAsiaTheme="majorEastAsia" w:hAnsiTheme="majorHAnsi" w:cstheme="majorBidi"/>
+      <w:rFonts/>
       <w:color w:val="000000" w:themeColor="text1"/>
     </w:rPr>
     <w:tblPr>
@@ -6675,7 +6498,7 @@
       <w:spacing w:after="0" w:line="240" w:lineRule="auto"/>
     </w:pPr>
     <w:rPr>
-      <w:rFonts w:asciiTheme="majorHAnsi" w:eastAsiaTheme="majorEastAsia" w:hAnsiTheme="majorHAnsi" w:cstheme="majorBidi"/>
+      <w:rFonts/>
       <w:color w:val="000000" w:themeColor="text1"/>
     </w:rPr>
     <w:tblPr>
@@ -6803,7 +6626,7 @@
       <w:spacing w:after="0" w:line="240" w:lineRule="auto"/>
     </w:pPr>
     <w:rPr>
-      <w:rFonts w:asciiTheme="majorHAnsi" w:eastAsiaTheme="majorEastAsia" w:hAnsiTheme="majorHAnsi" w:cstheme="majorBidi"/>
+      <w:rFonts/>
       <w:color w:val="000000" w:themeColor="text1"/>
     </w:rPr>
     <w:tblPr>
@@ -6931,7 +6754,7 @@
       <w:spacing w:after="0" w:line="240" w:lineRule="auto"/>
     </w:pPr>
     <w:rPr>
-      <w:rFonts w:asciiTheme="majorHAnsi" w:eastAsiaTheme="majorEastAsia" w:hAnsiTheme="majorHAnsi" w:cstheme="majorBidi"/>
+      <w:rFonts/>
       <w:color w:val="000000" w:themeColor="text1"/>
     </w:rPr>
     <w:tblPr>
@@ -7059,7 +6882,7 @@
       <w:spacing w:after="0" w:line="240" w:lineRule="auto"/>
     </w:pPr>
     <w:rPr>
-      <w:rFonts w:asciiTheme="majorHAnsi" w:eastAsiaTheme="majorEastAsia" w:hAnsiTheme="majorHAnsi" w:cstheme="majorBidi"/>
+      <w:rFonts/>
       <w:color w:val="000000" w:themeColor="text1"/>
     </w:rPr>
     <w:tblPr>
@@ -7187,7 +7010,7 @@
       <w:spacing w:after="0" w:line="240" w:lineRule="auto"/>
     </w:pPr>
     <w:rPr>
-      <w:rFonts w:asciiTheme="majorHAnsi" w:eastAsiaTheme="majorEastAsia" w:hAnsiTheme="majorHAnsi" w:cstheme="majorBidi"/>
+      <w:rFonts/>
       <w:color w:val="000000" w:themeColor="text1"/>
     </w:rPr>
     <w:tblPr>
@@ -7315,7 +7138,7 @@
       <w:spacing w:after="0" w:line="240" w:lineRule="auto"/>
     </w:pPr>
     <w:rPr>
-      <w:rFonts w:asciiTheme="majorHAnsi" w:eastAsiaTheme="majorEastAsia" w:hAnsiTheme="majorHAnsi" w:cstheme="majorBidi"/>
+      <w:rFonts/>
       <w:color w:val="000000" w:themeColor="text1"/>
     </w:rPr>
     <w:tblPr>
@@ -7954,7 +7777,7 @@
       <w:spacing w:after="0" w:line="240" w:lineRule="auto"/>
     </w:pPr>
     <w:rPr>
-      <w:rFonts w:asciiTheme="majorHAnsi" w:eastAsiaTheme="majorEastAsia" w:hAnsiTheme="majorHAnsi" w:cstheme="majorBidi"/>
+      <w:rFonts/>
       <w:color w:val="000000" w:themeColor="text1"/>
     </w:rPr>
     <w:tblPr>
@@ -8079,7 +7902,7 @@
       <w:spacing w:after="0" w:line="240" w:lineRule="auto"/>
     </w:pPr>
     <w:rPr>
-      <w:rFonts w:asciiTheme="majorHAnsi" w:eastAsiaTheme="majorEastAsia" w:hAnsiTheme="majorHAnsi" w:cstheme="majorBidi"/>
+      <w:rFonts/>
       <w:color w:val="000000" w:themeColor="text1"/>
     </w:rPr>
     <w:tblPr>
@@ -8204,7 +8027,7 @@
       <w:spacing w:after="0" w:line="240" w:lineRule="auto"/>
     </w:pPr>
     <w:rPr>
-      <w:rFonts w:asciiTheme="majorHAnsi" w:eastAsiaTheme="majorEastAsia" w:hAnsiTheme="majorHAnsi" w:cstheme="majorBidi"/>
+      <w:rFonts/>
       <w:color w:val="000000" w:themeColor="text1"/>
     </w:rPr>
     <w:tblPr>
@@ -8329,7 +8152,7 @@
       <w:spacing w:after="0" w:line="240" w:lineRule="auto"/>
     </w:pPr>
     <w:rPr>
-      <w:rFonts w:asciiTheme="majorHAnsi" w:eastAsiaTheme="majorEastAsia" w:hAnsiTheme="majorHAnsi" w:cstheme="majorBidi"/>
+      <w:rFonts/>
       <w:color w:val="000000" w:themeColor="text1"/>
     </w:rPr>
     <w:tblPr>
@@ -8454,7 +8277,7 @@
       <w:spacing w:after="0" w:line="240" w:lineRule="auto"/>
     </w:pPr>
     <w:rPr>
-      <w:rFonts w:asciiTheme="majorHAnsi" w:eastAsiaTheme="majorEastAsia" w:hAnsiTheme="majorHAnsi" w:cstheme="majorBidi"/>
+      <w:rFonts/>
       <w:color w:val="000000" w:themeColor="text1"/>
     </w:rPr>
     <w:tblPr>
@@ -8579,7 +8402,7 @@
       <w:spacing w:after="0" w:line="240" w:lineRule="auto"/>
     </w:pPr>
     <w:rPr>
-      <w:rFonts w:asciiTheme="majorHAnsi" w:eastAsiaTheme="majorEastAsia" w:hAnsiTheme="majorHAnsi" w:cstheme="majorBidi"/>
+      <w:rFonts/>
       <w:color w:val="000000" w:themeColor="text1"/>
     </w:rPr>
     <w:tblPr>
@@ -8704,7 +8527,7 @@
       <w:spacing w:after="0" w:line="240" w:lineRule="auto"/>
     </w:pPr>
     <w:rPr>
-      <w:rFonts w:asciiTheme="majorHAnsi" w:eastAsiaTheme="majorEastAsia" w:hAnsiTheme="majorHAnsi" w:cstheme="majorBidi"/>
+      <w:rFonts/>
       <w:color w:val="000000" w:themeColor="text1"/>
     </w:rPr>
     <w:tblPr>
